--- a/Projects/End-Project/SUBMISSION-10MAR26/Hinglish_ASR_Project_Report.docx
+++ b/Projects/End-Project/SUBMISSION-10MAR26/Hinglish_ASR_Project_Report.docx
@@ -3461,15 +3461,7 @@
         <w:t>encoder</w:t>
       </w:r>
       <w:r>
-        <w:t xml:space="preserve">-decoder architecture with cross-attention mechanisms, achieving state-of-the-art results </w:t>
-      </w:r>
-      <w:proofErr w:type="gramStart"/>
-      <w:r>
-        <w:t>on</w:t>
-      </w:r>
-      <w:proofErr w:type="gramEnd"/>
-      <w:r>
-        <w:t xml:space="preserve"> multiple languages.</w:t>
+        <w:t>-decoder architecture with cross-attention mechanisms, achieving state-of-the-art results on multiple languages.</w:t>
       </w:r>
     </w:p>
     <w:p>
@@ -3614,15 +3606,7 @@
     </w:p>
     <w:p>
       <w:r>
-        <w:t>Dataset: ujs/</w:t>
-      </w:r>
-      <w:proofErr w:type="gramStart"/>
-      <w:r>
-        <w:t>hinglish-compressed</w:t>
-      </w:r>
-      <w:proofErr w:type="gramEnd"/>
-      <w:r>
-        <w:t xml:space="preserve"> (Hugging Face)</w:t>
+        <w:t>Dataset: ujs/hinglish-compressed (Hugging Face)</w:t>
       </w:r>
     </w:p>
     <w:tbl>
@@ -3855,7 +3839,35 @@
         <w:rPr>
           <w:i/>
         </w:rPr>
-        <w:t xml:space="preserve">"लिबर ऑफिस impress में एक प्रस्तुति document बनाना और बुनियादी formatting के </w:t>
+        <w:t xml:space="preserve">"लिबर ऑफिस impress में एक प्रस्तुति document बनाना और </w:t>
+      </w:r>
+      <w:proofErr w:type="spellStart"/>
+      <w:r>
+        <w:rPr>
+          <w:i/>
+        </w:rPr>
+        <w:t>बुनियादी</w:t>
+      </w:r>
+      <w:proofErr w:type="spellEnd"/>
+      <w:r>
+        <w:rPr>
+          <w:i/>
+        </w:rPr>
+        <w:t xml:space="preserve"> formatting </w:t>
+      </w:r>
+      <w:proofErr w:type="spellStart"/>
+      <w:r>
+        <w:rPr>
+          <w:i/>
+        </w:rPr>
+        <w:t>के</w:t>
+      </w:r>
+      <w:proofErr w:type="spellEnd"/>
+      <w:r>
+        <w:rPr>
+          <w:i/>
+        </w:rPr>
+        <w:t xml:space="preserve"> </w:t>
       </w:r>
       <w:proofErr w:type="spellStart"/>
       <w:r>
@@ -4226,7 +4238,13 @@
               <w:cnfStyle w:val="000000100000" w:firstRow="0" w:lastRow="0" w:firstColumn="0" w:lastColumn="0" w:oddVBand="0" w:evenVBand="0" w:oddHBand="1" w:evenHBand="0" w:firstRowFirstColumn="0" w:firstRowLastColumn="0" w:lastRowFirstColumn="0" w:lastRowLastColumn="0"/>
             </w:pPr>
             <w:r>
-              <w:t>70.06%</w:t>
+              <w:t>70.</w:t>
+            </w:r>
+            <w:r>
+              <w:t>62</w:t>
+            </w:r>
+            <w:r>
+              <w:t>%</w:t>
             </w:r>
           </w:p>
         </w:tc>
@@ -4297,15 +4315,7 @@
           </w:tcPr>
           <w:p>
             <w:r>
-              <w:t>sarvam-ai/</w:t>
-            </w:r>
-            <w:proofErr w:type="gramStart"/>
-            <w:r>
-              <w:t>saaras:v</w:t>
-            </w:r>
-            <w:proofErr w:type="gramEnd"/>
-            <w:r>
-              <w:t>3</w:t>
+              <w:t>sarvam-ai/saaras:v3</w:t>
             </w:r>
           </w:p>
         </w:tc>
@@ -4484,15 +4494,57 @@
       </w:r>
       <w:r>
         <w:br/>
-        <w:t>• Training samples: 3,000</w:t>
+        <w:t xml:space="preserve">• Training samples: </w:t>
+      </w:r>
+      <w:r>
+        <w:t>10,</w:t>
+      </w:r>
+      <w:r>
+        <w:t>000</w:t>
       </w:r>
       <w:r>
         <w:br/>
-        <w:t>• Training steps: 500</w:t>
+        <w:t xml:space="preserve">• Training steps: </w:t>
+      </w:r>
+      <w:r>
+        <w:t>10</w:t>
+      </w:r>
+      <w:r>
+        <w:t>00</w:t>
       </w:r>
       <w:r>
         <w:br/>
-        <w:t>• Loss reduction: 95.0% (from 4.28 to 0.21)</w:t>
+        <w:t xml:space="preserve">• Loss reduction: </w:t>
+      </w:r>
+      <w:r>
+        <w:t>8</w:t>
+      </w:r>
+      <w:r>
+        <w:t>3</w:t>
+      </w:r>
+      <w:r>
+        <w:t>.</w:t>
+      </w:r>
+      <w:r>
+        <w:t>8</w:t>
+      </w:r>
+      <w:r>
+        <w:t xml:space="preserve">% (from </w:t>
+      </w:r>
+      <w:r>
+        <w:t>2.41</w:t>
+      </w:r>
+      <w:r>
+        <w:t>00</w:t>
+      </w:r>
+      <w:r>
+        <w:t xml:space="preserve"> to 0.</w:t>
+      </w:r>
+      <w:r>
+        <w:t>3192</w:t>
+      </w:r>
+      <w:r>
+        <w:t>)</w:t>
       </w:r>
     </w:p>
     <w:p/>
@@ -4509,7 +4561,13 @@
     </w:p>
     <w:p>
       <w:r>
-        <w:t>The training process showed consistent loss reduction throughout the 500 steps. The learning rate schedule with cosine restarts helped the model escape local minima and achieve better convergence.</w:t>
+        <w:t xml:space="preserve">The training process showed consistent loss reduction throughout the </w:t>
+      </w:r>
+      <w:r>
+        <w:t>10</w:t>
+      </w:r>
+      <w:r>
+        <w:t>00 steps. The learning rate schedule with cosine restarts helped the model escape local minima and achieve better convergence.</w:t>
       </w:r>
     </w:p>
     <w:p>
@@ -4517,14 +4575,11 @@
         <w:jc w:val="center"/>
       </w:pPr>
       <w:r>
-        <w:rPr>
-          <w:noProof/>
-        </w:rPr>
         <w:drawing>
-          <wp:inline distT="0" distB="0" distL="0" distR="0" wp14:anchorId="15A85016" wp14:editId="537F01D3">
-            <wp:extent cx="5050922" cy="3001223"/>
-            <wp:effectExtent l="0" t="0" r="0" b="8890"/>
-            <wp:docPr id="1" name="Picture 1"/>
+          <wp:inline distT="0" distB="0" distL="0" distR="0" wp14:anchorId="1EF11C8E" wp14:editId="22E139CC">
+            <wp:extent cx="5410478" cy="2190863"/>
+            <wp:effectExtent l="0" t="0" r="0" b="0"/>
+            <wp:docPr id="1406701422" name="Picture 1"/>
             <wp:cNvGraphicFramePr>
               <a:graphicFrameLocks xmlns:a="http://schemas.openxmlformats.org/drawingml/2006/main" noChangeAspect="1"/>
             </wp:cNvGraphicFramePr>
@@ -4532,7 +4587,7 @@
               <a:graphicData uri="http://schemas.openxmlformats.org/drawingml/2006/picture">
                 <pic:pic xmlns:pic="http://schemas.openxmlformats.org/drawingml/2006/picture">
                   <pic:nvPicPr>
-                    <pic:cNvPr id="0" name="training_loss_plot.png"/>
+                    <pic:cNvPr id="1406701422" name=""/>
                     <pic:cNvPicPr/>
                   </pic:nvPicPr>
                   <pic:blipFill>
@@ -4544,7 +4599,7 @@
                   <pic:spPr>
                     <a:xfrm>
                       <a:off x="0" y="0"/>
-                      <a:ext cx="5057271" cy="3004995"/>
+                      <a:ext cx="5410478" cy="2190863"/>
                     </a:xfrm>
                     <a:prstGeom prst="rect">
                       <a:avLst/>
@@ -4577,7 +4632,19 @@
         <w:rPr>
           <w:i/>
         </w:rPr>
-        <w:t>: Training loss reduction during fine-tuning (500 steps)</w:t>
+        <w:t>: Training loss reduction during fine-tuning (</w:t>
+      </w:r>
+      <w:r>
+        <w:rPr>
+          <w:i/>
+        </w:rPr>
+        <w:t>10</w:t>
+      </w:r>
+      <w:r>
+        <w:rPr>
+          <w:i/>
+        </w:rPr>
+        <w:t>00 steps)</w:t>
       </w:r>
     </w:p>
     <w:p/>
@@ -4586,14 +4653,11 @@
         <w:jc w:val="center"/>
       </w:pPr>
       <w:r>
-        <w:rPr>
-          <w:noProof/>
-        </w:rPr>
         <w:drawing>
-          <wp:inline distT="0" distB="0" distL="0" distR="0" wp14:anchorId="45C28BF6" wp14:editId="116CF21D">
-            <wp:extent cx="4744015" cy="2474176"/>
-            <wp:effectExtent l="0" t="0" r="0" b="2540"/>
-            <wp:docPr id="2" name="Picture 2"/>
+          <wp:inline distT="0" distB="0" distL="0" distR="0" wp14:anchorId="224806D6" wp14:editId="403B0606">
+            <wp:extent cx="5448580" cy="2171812"/>
+            <wp:effectExtent l="0" t="0" r="0" b="0"/>
+            <wp:docPr id="884773407" name="Picture 1"/>
             <wp:cNvGraphicFramePr>
               <a:graphicFrameLocks xmlns:a="http://schemas.openxmlformats.org/drawingml/2006/main" noChangeAspect="1"/>
             </wp:cNvGraphicFramePr>
@@ -4601,7 +4665,7 @@
               <a:graphicData uri="http://schemas.openxmlformats.org/drawingml/2006/picture">
                 <pic:pic xmlns:pic="http://schemas.openxmlformats.org/drawingml/2006/picture">
                   <pic:nvPicPr>
-                    <pic:cNvPr id="0" name="lr_schedule_plot.png"/>
+                    <pic:cNvPr id="884773407" name=""/>
                     <pic:cNvPicPr/>
                   </pic:nvPicPr>
                   <pic:blipFill>
@@ -4613,7 +4677,7 @@
                   <pic:spPr>
                     <a:xfrm>
                       <a:off x="0" y="0"/>
-                      <a:ext cx="4762537" cy="2483836"/>
+                      <a:ext cx="5448580" cy="2171812"/>
                     </a:xfrm>
                     <a:prstGeom prst="rect">
                       <a:avLst/>
@@ -4656,6 +4720,9 @@
       <w:pPr>
         <w:jc w:val="center"/>
       </w:pPr>
+      <w:r>
+        <w:t xml:space="preserve"> </w:t>
+      </w:r>
     </w:p>
     <w:p>
       <w:pPr>
@@ -4663,7 +4730,6 @@
       </w:pPr>
       <w:bookmarkStart w:id="21" w:name="_Toc224047058"/>
       <w:r>
-        <w:lastRenderedPageBreak/>
         <w:t>5.3 Hyperparameter Optimization</w:t>
       </w:r>
       <w:bookmarkEnd w:id="21"/>
@@ -4690,11 +4756,29 @@
       </w:r>
       <w:r>
         <w:br/>
-        <w:t>• Pruner: MedianPruner (prunes poor trials at step 75)</w:t>
+        <w:t xml:space="preserve">• Pruner: MedianPruner (prunes poor trials at step </w:t>
+      </w:r>
+      <w:r>
+        <w:t>100</w:t>
+      </w:r>
+      <w:r>
+        <w:t>)</w:t>
       </w:r>
       <w:r>
         <w:br/>
-        <w:t>• Trials: 6 trials × 150 steps × 500 samples per trial</w:t>
+        <w:t xml:space="preserve">• Trials: 6 trials × </w:t>
+      </w:r>
+      <w:r>
+        <w:t>20</w:t>
+      </w:r>
+      <w:r>
+        <w:t xml:space="preserve">0 steps × </w:t>
+      </w:r>
+      <w:r>
+        <w:t>10</w:t>
+      </w:r>
+      <w:r>
+        <w:t>00 samples per trial</w:t>
       </w:r>
       <w:r>
         <w:br/>
@@ -4707,6 +4791,7 @@
       </w:pPr>
       <w:bookmarkStart w:id="22" w:name="_Toc224047059"/>
       <w:r>
+        <w:lastRenderedPageBreak/>
         <w:t>6. Evaluation</w:t>
       </w:r>
       <w:bookmarkEnd w:id="22"/>
@@ -4980,7 +5065,6 @@
         <w:ind w:left="360"/>
       </w:pPr>
       <w:r>
-        <w:lastRenderedPageBreak/>
         <w:t xml:space="preserve">Notice </w:t>
       </w:r>
       <w:r>
@@ -5006,15 +5090,7 @@
         <w:t>defined</w:t>
       </w:r>
       <w:r>
-        <w:t xml:space="preserve"> </w:t>
-      </w:r>
-      <w:proofErr w:type="gramStart"/>
-      <w:r>
-        <w:t>that</w:t>
-      </w:r>
-      <w:proofErr w:type="gramEnd"/>
-      <w:r>
-        <w:t> </w:t>
+        <w:t xml:space="preserve"> that </w:t>
       </w:r>
       <w:r>
         <w:rPr>
@@ -5039,6 +5115,7 @@
       </w:pPr>
       <w:bookmarkStart w:id="25" w:name="_Toc224047062"/>
       <w:r>
+        <w:lastRenderedPageBreak/>
         <w:t>6.1.2 CER (Character Error Rate)</w:t>
       </w:r>
       <w:bookmarkEnd w:id="25"/>
@@ -5159,15 +5236,7 @@
         <w:t xml:space="preserve">we have 1 character substitution, 0 insertions, and 4 deletions. </w:t>
       </w:r>
       <w:r>
-        <w:t xml:space="preserve">Why 4 deletions because the whole word “mat” was absent </w:t>
-      </w:r>
-      <w:proofErr w:type="gramStart"/>
-      <w:r>
-        <w:t>and also</w:t>
-      </w:r>
-      <w:proofErr w:type="gramEnd"/>
-      <w:r>
-        <w:t xml:space="preserve"> taken into consideration the space before the word “mat”. </w:t>
+        <w:t xml:space="preserve">Why 4 deletions because the whole word “mat” was absent and also taken into consideration the space before the word “mat”. </w:t>
       </w:r>
       <w:r>
         <w:t>In total, we have 22 characters. </w:t>
@@ -5298,15 +5367,7 @@
         <w:t xml:space="preserve"> the spelling error much less.</w:t>
       </w:r>
       <w:r>
-        <w:t xml:space="preserve"> </w:t>
-      </w:r>
-      <w:proofErr w:type="gramStart"/>
-      <w:r>
-        <w:t>Thus</w:t>
-      </w:r>
-      <w:proofErr w:type="gramEnd"/>
-      <w:r>
-        <w:t xml:space="preserve"> we also reward the system for the partially correct prediction. </w:t>
+        <w:t xml:space="preserve"> Thus we also reward the system for the partially correct prediction. </w:t>
       </w:r>
     </w:p>
     <w:p/>
@@ -5416,6 +5477,7 @@
           </w:tcPr>
           <w:p>
             <w:r>
+              <w:lastRenderedPageBreak/>
               <w:t>openai/whisper-medium (baseline)</w:t>
             </w:r>
           </w:p>
@@ -5618,7 +5680,13 @@
               <w:cnfStyle w:val="000000010000" w:firstRow="0" w:lastRow="0" w:firstColumn="0" w:lastColumn="0" w:oddVBand="0" w:evenVBand="0" w:oddHBand="0" w:evenHBand="1" w:firstRowFirstColumn="0" w:firstRowLastColumn="0" w:lastRowFirstColumn="0" w:lastRowLastColumn="0"/>
             </w:pPr>
             <w:r>
-              <w:t>40.45</w:t>
+              <w:t>36</w:t>
+            </w:r>
+            <w:r>
+              <w:t>.4</w:t>
+            </w:r>
+            <w:r>
+              <w:t>6</w:t>
             </w:r>
           </w:p>
         </w:tc>
@@ -5631,7 +5699,10 @@
               <w:cnfStyle w:val="000000010000" w:firstRow="0" w:lastRow="0" w:firstColumn="0" w:lastColumn="0" w:oddVBand="0" w:evenVBand="0" w:oddHBand="0" w:evenHBand="1" w:firstRowFirstColumn="0" w:firstRowLastColumn="0" w:lastRowFirstColumn="0" w:lastRowLastColumn="0"/>
             </w:pPr>
             <w:r>
-              <w:t>30.25</w:t>
+              <w:t>30.</w:t>
+            </w:r>
+            <w:r>
+              <w:t>94</w:t>
             </w:r>
           </w:p>
         </w:tc>
@@ -5644,10 +5715,19 @@
               <w:cnfStyle w:val="000000010000" w:firstRow="0" w:lastRow="0" w:firstColumn="0" w:lastColumn="0" w:oddVBand="0" w:evenVBand="0" w:oddHBand="0" w:evenHBand="1" w:firstRowFirstColumn="0" w:firstRowLastColumn="0" w:lastRowFirstColumn="0" w:lastRowLastColumn="0"/>
             </w:pPr>
             <w:r>
-              <w:t>-30.</w:t>
-            </w:r>
-            <w:r>
-              <w:t>17</w:t>
+              <w:t>-3</w:t>
+            </w:r>
+            <w:r>
+              <w:t>4</w:t>
+            </w:r>
+            <w:r>
+              <w:t>.</w:t>
+            </w:r>
+            <w:r>
+              <w:t>1</w:t>
+            </w:r>
+            <w:r>
+              <w:t>6</w:t>
             </w:r>
             <w:r>
               <w:t>%</w:t>
@@ -5856,13 +5936,8 @@
             <w:pPr>
               <w:cnfStyle w:val="000000100000" w:firstRow="0" w:lastRow="0" w:firstColumn="0" w:lastColumn="0" w:oddVBand="0" w:evenVBand="0" w:oddHBand="1" w:evenHBand="0" w:firstRowFirstColumn="0" w:firstRowLastColumn="0" w:lastRowFirstColumn="0" w:lastRowLastColumn="0"/>
             </w:pPr>
-            <w:proofErr w:type="gramStart"/>
-            <w:r>
-              <w:t>work space</w:t>
-            </w:r>
-            <w:proofErr w:type="gramEnd"/>
-            <w:r>
-              <w:t xml:space="preserve"> में 5...</w:t>
+            <w:r>
+              <w:t>work space में 5...</w:t>
             </w:r>
           </w:p>
         </w:tc>
@@ -5874,13 +5949,8 @@
             <w:pPr>
               <w:cnfStyle w:val="000000100000" w:firstRow="0" w:lastRow="0" w:firstColumn="0" w:lastColumn="0" w:oddVBand="0" w:evenVBand="0" w:oddHBand="1" w:evenHBand="0" w:firstRowFirstColumn="0" w:firstRowLastColumn="0" w:lastRowFirstColumn="0" w:lastRowLastColumn="0"/>
             </w:pPr>
-            <w:proofErr w:type="gramStart"/>
-            <w:r>
-              <w:t>work space</w:t>
-            </w:r>
-            <w:proofErr w:type="gramEnd"/>
-            <w:r>
-              <w:t xml:space="preserve"> में 5 ta...</w:t>
+            <w:r>
+              <w:t>work space में 5 ta...</w:t>
             </w:r>
           </w:p>
         </w:tc>
@@ -5956,7 +6026,6 @@
       </w:pPr>
       <w:bookmarkStart w:id="29" w:name="_Toc224047066"/>
       <w:r>
-        <w:lastRenderedPageBreak/>
         <w:t>6.4.1 Error Type Breakdown</w:t>
       </w:r>
       <w:bookmarkEnd w:id="29"/>
@@ -5972,57 +6041,260 @@
       </w:r>
       <w:r>
         <w:br/>
-        <w:t>• Substitutions: ~45.2% of total words (most common error type)</w:t>
+        <w:t>• Substitutions: ~4</w:t>
+      </w:r>
+      <w:r>
+        <w:t>3</w:t>
+      </w:r>
+      <w:r>
+        <w:t>.</w:t>
+      </w:r>
+      <w:r>
+        <w:t>7</w:t>
+      </w:r>
+      <w:r>
+        <w:t>% of total words (most common error type)</w:t>
       </w:r>
       <w:r>
         <w:br/>
-        <w:t>• Insertions: ~12.8% of total words</w:t>
+        <w:t>• Insertions: ~</w:t>
+      </w:r>
+      <w:r>
+        <w:t>4</w:t>
+      </w:r>
+      <w:r>
+        <w:t>.</w:t>
+      </w:r>
+      <w:r>
+        <w:t>7</w:t>
+      </w:r>
+      <w:r>
+        <w:t>% of total words</w:t>
       </w:r>
       <w:r>
         <w:br/>
-        <w:t>• Deletions: ~12.0% of total words</w:t>
+        <w:t>• Deletions: ~1</w:t>
+      </w:r>
+      <w:r>
+        <w:t>8</w:t>
+      </w:r>
+      <w:r>
+        <w:t>.</w:t>
+      </w:r>
+      <w:r>
+        <w:t>9</w:t>
+      </w:r>
+      <w:r>
+        <w:t>% of total words</w:t>
       </w:r>
       <w:r>
         <w:br/>
-        <w:t>• Correct words: ~30.0% of total words</w:t>
+        <w:t>• Correct words: ~3</w:t>
+      </w:r>
+      <w:r>
+        <w:t>2</w:t>
+      </w:r>
+      <w:r>
+        <w:t>.</w:t>
+      </w:r>
+      <w:r>
+        <w:t>7</w:t>
+      </w:r>
+      <w:r>
+        <w:t>% of total words</w:t>
       </w:r>
       <w:r>
         <w:br/>
       </w:r>
       <w:r>
         <w:br/>
+      </w:r>
+      <w:r>
+        <w:lastRenderedPageBreak/>
         <w:t>Fine-tuned Model Analysis:</w:t>
       </w:r>
       <w:r>
         <w:br/>
-        <w:t>• Substitutions: ~28.5% of total words (reduced by 37%)</w:t>
+        <w:t>• Substitutions: ~</w:t>
+      </w:r>
+      <w:r>
+        <w:t>15</w:t>
+      </w:r>
+      <w:r>
+        <w:t>.</w:t>
+      </w:r>
+      <w:r>
+        <w:t>6</w:t>
+      </w:r>
+      <w:r>
+        <w:t xml:space="preserve">% of total words (reduced by </w:t>
+      </w:r>
+      <w:r>
+        <w:t>65.3</w:t>
+      </w:r>
+      <w:r>
+        <w:t>%)</w:t>
       </w:r>
       <w:r>
         <w:br/>
-        <w:t>• Insertions: ~6.2% of total words (reduced by 52%)</w:t>
+        <w:t>• Insertions: ~</w:t>
+      </w:r>
+      <w:r>
+        <w:t>1</w:t>
+      </w:r>
+      <w:r>
+        <w:t>.</w:t>
+      </w:r>
+      <w:r>
+        <w:t>7</w:t>
+      </w:r>
+      <w:r>
+        <w:t xml:space="preserve">% of total words (reduced by </w:t>
+      </w:r>
+      <w:r>
+        <w:t>64.5</w:t>
+      </w:r>
+      <w:r>
+        <w:t>%)</w:t>
       </w:r>
       <w:r>
         <w:br/>
-        <w:t>• Deletions: ~5.3% of total words (reduced by 56%)</w:t>
+        <w:t>• Deletions: ~</w:t>
+      </w:r>
+      <w:r>
+        <w:t>18</w:t>
+      </w:r>
+      <w:r>
+        <w:t>.</w:t>
+      </w:r>
+      <w:r>
+        <w:t>5</w:t>
+      </w:r>
+      <w:r>
+        <w:t>% of total words (reduced by 5</w:t>
+      </w:r>
+      <w:r>
+        <w:t>.2</w:t>
+      </w:r>
+      <w:r>
+        <w:t>%)</w:t>
       </w:r>
       <w:r>
         <w:br/>
-        <w:t>• Correct words: ~60.0% of total words (doubled)</w:t>
+        <w:t>• Correct words: ~6</w:t>
+      </w:r>
+      <w:r>
+        <w:t>4</w:t>
+      </w:r>
+      <w:r>
+        <w:t>.</w:t>
+      </w:r>
+      <w:r>
+        <w:t>2</w:t>
+      </w:r>
+      <w:r>
+        <w:t>% of total words (doubled)</w:t>
+      </w:r>
+    </w:p>
+    <w:p/>
+    <w:p>
+      <w:r>
+        <w:t>Key findings:</w:t>
       </w:r>
     </w:p>
     <w:p>
       <w:pPr>
+        <w:pStyle w:val="ListBullet"/>
+      </w:pPr>
+      <w:r>
+        <w:t xml:space="preserve">Fine-tuning reduces all error types, with </w:t>
+      </w:r>
+      <w:r>
+        <w:t>substitutions</w:t>
+      </w:r>
+      <w:r>
+        <w:t xml:space="preserve"> showing the largest relative improvement (</w:t>
+      </w:r>
+      <w:r>
+        <w:t>65.3</w:t>
+      </w:r>
+      <w:r>
+        <w:t>% reduction)</w:t>
+      </w:r>
+      <w:r>
+        <w:t>.</w:t>
+      </w:r>
+    </w:p>
+    <w:p>
+      <w:pPr>
+        <w:pStyle w:val="ListBullet"/>
+      </w:pPr>
+      <w:r>
+        <w:t xml:space="preserve">The fine-tuned model achieves </w:t>
+      </w:r>
+      <w:r>
+        <w:t xml:space="preserve">word </w:t>
+      </w:r>
+      <w:r>
+        <w:t xml:space="preserve">accuracy </w:t>
+      </w:r>
+      <w:r>
+        <w:t xml:space="preserve">double as </w:t>
+      </w:r>
+      <w:r>
+        <w:t xml:space="preserve">compared to </w:t>
+      </w:r>
+      <w:r>
+        <w:t>that of</w:t>
+      </w:r>
+      <w:r>
+        <w:t xml:space="preserve"> baseline</w:t>
+      </w:r>
+      <w:r>
+        <w:t>.</w:t>
+      </w:r>
+    </w:p>
+    <w:p>
+      <w:pPr>
+        <w:pStyle w:val="ListBullet"/>
+        <w:numPr>
+          <w:ilvl w:val="0"/>
+          <w:numId w:val="0"/>
+        </w:numPr>
+        <w:ind w:left="360"/>
+      </w:pPr>
+    </w:p>
+    <w:p>
+      <w:pPr>
+        <w:pStyle w:val="Heading3"/>
+      </w:pPr>
+      <w:bookmarkStart w:id="30" w:name="_Toc224047067"/>
+      <w:r>
+        <w:t>6.4.2 Language-Specific Error Analysis</w:t>
+      </w:r>
+      <w:bookmarkEnd w:id="30"/>
+    </w:p>
+    <w:p>
+      <w:r>
+        <w:t xml:space="preserve">Analysis of errors by language (Hindi vs English words) </w:t>
+      </w:r>
+      <w:r>
+        <w:t>is as follows</w:t>
+      </w:r>
+      <w:r>
+        <w:t>:</w:t>
+      </w:r>
+    </w:p>
+    <w:p>
+      <w:pPr>
         <w:jc w:val="center"/>
       </w:pPr>
       <w:r>
-        <w:rPr>
-          <w:noProof/>
-        </w:rPr>
         <w:drawing>
-          <wp:inline distT="0" distB="0" distL="0" distR="0" wp14:anchorId="1ECABFB1" wp14:editId="1659DCAF">
-            <wp:extent cx="4766650" cy="2840048"/>
+          <wp:inline distT="0" distB="0" distL="0" distR="0" wp14:anchorId="1E54BEEF" wp14:editId="342DA041">
+            <wp:extent cx="5588287" cy="2190863"/>
             <wp:effectExtent l="0" t="0" r="0" b="0"/>
-            <wp:docPr id="4" name="Picture 4"/>
+            <wp:docPr id="247456448" name="Picture 1"/>
             <wp:cNvGraphicFramePr>
               <a:graphicFrameLocks xmlns:a="http://schemas.openxmlformats.org/drawingml/2006/main" noChangeAspect="1"/>
             </wp:cNvGraphicFramePr>
@@ -6030,7 +6302,7 @@
               <a:graphicData uri="http://schemas.openxmlformats.org/drawingml/2006/picture">
                 <pic:pic xmlns:pic="http://schemas.openxmlformats.org/drawingml/2006/picture">
                   <pic:nvPicPr>
-                    <pic:cNvPr id="0" name="error_breakdown_plot.png"/>
+                    <pic:cNvPr id="247456448" name=""/>
                     <pic:cNvPicPr/>
                   </pic:nvPicPr>
                   <pic:blipFill>
@@ -6042,7 +6314,7 @@
                   <pic:spPr>
                     <a:xfrm>
                       <a:off x="0" y="0"/>
-                      <a:ext cx="4772740" cy="2843676"/>
+                      <a:ext cx="5588287" cy="2190863"/>
                     </a:xfrm>
                     <a:prstGeom prst="rect">
                       <a:avLst/>
@@ -6060,35 +6332,43 @@
         <w:jc w:val="center"/>
       </w:pPr>
       <w:r>
-        <w:rPr>
-          <w:i/>
-        </w:rPr>
-        <w:t xml:space="preserve">Figure </w:t>
-      </w:r>
-      <w:r>
-        <w:rPr>
-          <w:i/>
-        </w:rPr>
-        <w:t>10</w:t>
-      </w:r>
-      <w:r>
-        <w:rPr>
-          <w:i/>
-        </w:rPr>
-        <w:t>: Error type breakdown comparison (Baseline vs Fine-tuned)</w:t>
+        <w:t>Fig 9. Languag</w:t>
+      </w:r>
+      <w:r>
+        <w:t>e</w:t>
+      </w:r>
+      <w:r>
+        <w:t xml:space="preserve"> specific error analysis</w:t>
       </w:r>
     </w:p>
     <w:p>
       <w:r>
-        <w:t>Key findings:</w:t>
-      </w:r>
+        <w:t>The analysis shows that fine-tuning benefits both languages, with particularly strong improvements in technical English vocabulary recognition, which is crucial for the technical tutorial domain.</w:t>
+      </w:r>
+    </w:p>
+    <w:p/>
+    <w:p>
+      <w:pPr>
+        <w:pStyle w:val="Heading3"/>
+      </w:pPr>
+      <w:bookmarkStart w:id="31" w:name="_Toc224047068"/>
+      <w:r>
+        <w:t>6</w:t>
+      </w:r>
+      <w:r>
+        <w:t>.4</w:t>
+      </w:r>
+      <w:r>
+        <w:t>.3</w:t>
+      </w:r>
+      <w:r>
+        <w:t xml:space="preserve"> Failure Case Analysis</w:t>
+      </w:r>
+      <w:bookmarkEnd w:id="31"/>
     </w:p>
     <w:p>
-      <w:pPr>
-        <w:pStyle w:val="ListBullet"/>
-      </w:pPr>
-      <w:r>
-        <w:t>Substitutions are the dominant error type in both models</w:t>
+      <w:r>
+        <w:t>Analysis of worst-performing samples reveals common failure patterns:</w:t>
       </w:r>
     </w:p>
     <w:p>
@@ -6096,7 +6376,7 @@
         <w:pStyle w:val="ListBullet"/>
       </w:pPr>
       <w:r>
-        <w:t>Fine-tuning reduces all error types, with deletions showing the largest relative improvement (56% reduction)</w:t>
+        <w:t>Complex code-switching: Rapid alternation between Hindi and English within short phrases</w:t>
       </w:r>
     </w:p>
     <w:p>
@@ -6104,15 +6384,31 @@
         <w:pStyle w:val="ListBullet"/>
       </w:pPr>
       <w:r>
-        <w:t xml:space="preserve">The fine-tuned model achieves </w:t>
-      </w:r>
-      <w:proofErr w:type="gramStart"/>
-      <w:r>
-        <w:t>60% word</w:t>
-      </w:r>
-      <w:proofErr w:type="gramEnd"/>
-      <w:r>
-        <w:t xml:space="preserve"> accuracy compared to 30% for baseline</w:t>
+        <w:t>Technical terminology: Uncommon technical terms not well-represented in training</w:t>
+      </w:r>
+    </w:p>
+    <w:p>
+      <w:pPr>
+        <w:pStyle w:val="ListBullet"/>
+      </w:pPr>
+      <w:r>
+        <w:t>Long utterances: Sentences exceeding 15-20 words show higher error rates</w:t>
+      </w:r>
+    </w:p>
+    <w:p>
+      <w:pPr>
+        <w:pStyle w:val="ListBullet"/>
+      </w:pPr>
+      <w:r>
+        <w:t>Proper nouns: Names and specific technical terms (e.g., "LibreOffice", "GNU/Linux")</w:t>
+      </w:r>
+    </w:p>
+    <w:p>
+      <w:pPr>
+        <w:pStyle w:val="ListBullet"/>
+      </w:pPr>
+      <w:r>
+        <w:t>Numbers and dates: Numeric expressions mixed with text</w:t>
       </w:r>
     </w:p>
     <w:p>
@@ -6127,84 +6423,66 @@
     </w:p>
     <w:p>
       <w:pPr>
-        <w:pStyle w:val="Heading3"/>
-      </w:pPr>
-      <w:bookmarkStart w:id="30" w:name="_Toc224047067"/>
-      <w:r>
-        <w:t>6.4.2 Language-Specific Error Analysis</w:t>
-      </w:r>
-      <w:bookmarkEnd w:id="30"/>
+        <w:pStyle w:val="Heading1"/>
+      </w:pPr>
+      <w:bookmarkStart w:id="32" w:name="_Toc224047069"/>
+      <w:r>
+        <w:t>7. Conclusion</w:t>
+      </w:r>
+      <w:bookmarkEnd w:id="32"/>
     </w:p>
     <w:p>
-      <w:r>
-        <w:t>Analysis of errors by language (Hindi vs English words) reveals important patterns:</w:t>
-      </w:r>
+      <w:pPr>
+        <w:pStyle w:val="Heading2"/>
+      </w:pPr>
+      <w:bookmarkStart w:id="33" w:name="_Toc224047070"/>
+      <w:r>
+        <w:t>7.1 Summary of Findings</w:t>
+      </w:r>
+      <w:bookmarkEnd w:id="33"/>
     </w:p>
     <w:p>
-      <w:r>
-        <w:lastRenderedPageBreak/>
-        <w:t>Hindi Words:</w:t>
-      </w:r>
-      <w:r>
-        <w:br/>
-        <w:t>• Baseline error rate: ~35-40% of Hindi words incorrectly transcribed</w:t>
-      </w:r>
-      <w:r>
-        <w:br/>
-        <w:t>• Fine-tuned error rate: ~20-25% of Hindi words incorrectly transcribed</w:t>
-      </w:r>
-      <w:r>
-        <w:br/>
-        <w:t>• Improvement: Better Devanagari script recognition, reduced character-level confusions</w:t>
-      </w:r>
-      <w:r>
-        <w:br/>
-      </w:r>
-      <w:r>
-        <w:br/>
-        <w:t>English Words:</w:t>
-      </w:r>
-      <w:r>
-        <w:br/>
-        <w:t>• Baseline error rate: ~25-30% of English words incorrectly transcribed</w:t>
-      </w:r>
-      <w:r>
-        <w:br/>
-        <w:t>• Fine-tuned error rate: ~12-15% of English words incorrectly transcribed</w:t>
-      </w:r>
-      <w:r>
-        <w:br/>
-        <w:t>• Improvement: Significantly better recognition of technical English terms (e.g., "impress", "tutorial", "workspace")</w:t>
+      <w:pPr>
+        <w:pStyle w:val="ListBullet"/>
+      </w:pPr>
+      <w:r>
+        <w:t xml:space="preserve">Successfully fine-tuned Whisper-medium for Hinglish ASR using parameter-efficient </w:t>
+      </w:r>
+      <w:proofErr w:type="spellStart"/>
+      <w:r>
+        <w:t>LoRA</w:t>
+      </w:r>
+      <w:proofErr w:type="spellEnd"/>
+      <w:r>
+        <w:t>.</w:t>
       </w:r>
     </w:p>
     <w:p>
-      <w:r>
-        <w:t>The analysis shows that fine-tuning benefits both languages, with particularly strong improvements in technical English vocabulary recognition, which is crucial for the technical tutorial domain.</w:t>
-      </w:r>
-    </w:p>
-    <w:p/>
-    <w:p>
-      <w:pPr>
-        <w:pStyle w:val="Heading3"/>
-      </w:pPr>
-      <w:bookmarkStart w:id="31" w:name="_Toc224047068"/>
-      <w:r>
-        <w:t>6</w:t>
-      </w:r>
-      <w:r>
-        <w:t>.4</w:t>
-      </w:r>
-      <w:r>
-        <w:t>.3</w:t>
-      </w:r>
-      <w:r>
-        <w:t xml:space="preserve"> Failure Case Analysis</w:t>
-      </w:r>
-      <w:bookmarkEnd w:id="31"/>
+      <w:pPr>
+        <w:pStyle w:val="ListBullet"/>
+      </w:pPr>
+      <w:r>
+        <w:t>Achieved 3</w:t>
+      </w:r>
+      <w:r>
+        <w:t>4</w:t>
+      </w:r>
+      <w:r>
+        <w:t>% WER reduction, outperforming commercial solutions</w:t>
+      </w:r>
+      <w:r>
+        <w:t>.</w:t>
+      </w:r>
     </w:p>
     <w:p>
-      <w:r>
-        <w:t>Analysis of worst-performing samples reveals common failure patterns:</w:t>
+      <w:pPr>
+        <w:pStyle w:val="ListBullet"/>
+      </w:pPr>
+      <w:r>
+        <w:t>Demonstrated effectiveness of systematic hyperparameter optimization</w:t>
+      </w:r>
+      <w:r>
+        <w:t>.</w:t>
       </w:r>
     </w:p>
     <w:p>
@@ -6212,7 +6490,10 @@
         <w:pStyle w:val="ListBullet"/>
       </w:pPr>
       <w:r>
-        <w:t>Complex code-switching: Rapid alternation between Hindi and English within short phrases</w:t>
+        <w:t>Proved feasibility of encoder freezing strategy for preserving acoustic knowledge</w:t>
+      </w:r>
+      <w:r>
+        <w:t>.</w:t>
       </w:r>
     </w:p>
     <w:p>
@@ -6220,7 +6501,10 @@
         <w:pStyle w:val="ListBullet"/>
       </w:pPr>
       <w:r>
-        <w:t>Technical terminology: Uncommon technical terms not well-represented in training</w:t>
+        <w:t>Only 3.19% of parameters trained (parameter-efficient)</w:t>
+      </w:r>
+      <w:r>
+        <w:t>.</w:t>
       </w:r>
     </w:p>
     <w:p>
@@ -6228,23 +6512,44 @@
         <w:pStyle w:val="ListBullet"/>
       </w:pPr>
       <w:r>
-        <w:t>Long utterances: Sentences exceeding 15-20 words show higher error rates</w:t>
+        <w:t>84</w:t>
+      </w:r>
+      <w:r>
+        <w:t xml:space="preserve">% loss reduction during training </w:t>
+      </w:r>
+      <w:r>
+        <w:t>(</w:t>
+      </w:r>
+      <w:r>
+        <w:t>from 2.4100 to 0.3192)</w:t>
+      </w:r>
+      <w:r>
+        <w:t>.</w:t>
       </w:r>
     </w:p>
     <w:p>
       <w:pPr>
         <w:pStyle w:val="ListBullet"/>
       </w:pPr>
-      <w:r>
-        <w:t>Proper nouns: Names and specific technical terms (e.g., "LibreOffice", "GNU/Linux")</w:t>
-      </w:r>
-    </w:p>
-    <w:p>
-      <w:pPr>
-        <w:pStyle w:val="ListBullet"/>
-      </w:pPr>
-      <w:r>
-        <w:t>Numbers and dates: Numeric expressions mixed with text</w:t>
+      <w:proofErr w:type="spellStart"/>
+      <w:r>
+        <w:t>Optuna</w:t>
+      </w:r>
+      <w:proofErr w:type="spellEnd"/>
+      <w:r>
+        <w:t xml:space="preserve"> </w:t>
+      </w:r>
+      <w:r>
+        <w:t xml:space="preserve">automates the search for optimal </w:t>
+      </w:r>
+      <w:r>
+        <w:t>hyper-parameter</w:t>
+      </w:r>
+      <w:r>
+        <w:t xml:space="preserve"> combination for the model</w:t>
+      </w:r>
+      <w:r>
+        <w:t xml:space="preserve"> which improves fine-tuning accuracy.</w:t>
       </w:r>
     </w:p>
     <w:p>
@@ -6259,84 +6564,6 @@
     </w:p>
     <w:p>
       <w:pPr>
-        <w:pStyle w:val="Heading1"/>
-      </w:pPr>
-      <w:bookmarkStart w:id="32" w:name="_Toc224047069"/>
-      <w:r>
-        <w:t>7. Conclusion</w:t>
-      </w:r>
-      <w:bookmarkEnd w:id="32"/>
-    </w:p>
-    <w:p>
-      <w:pPr>
-        <w:pStyle w:val="Heading2"/>
-      </w:pPr>
-      <w:bookmarkStart w:id="33" w:name="_Toc224047070"/>
-      <w:r>
-        <w:t>7.1 Summary of Findings</w:t>
-      </w:r>
-      <w:bookmarkEnd w:id="33"/>
-    </w:p>
-    <w:p>
-      <w:pPr>
-        <w:pStyle w:val="ListBullet"/>
-      </w:pPr>
-      <w:r>
-        <w:t>Successfully fine-tuned Whisper-medium for Hinglish ASR using parameter-efficient LoRA</w:t>
-      </w:r>
-    </w:p>
-    <w:p>
-      <w:pPr>
-        <w:pStyle w:val="ListBullet"/>
-      </w:pPr>
-      <w:r>
-        <w:t>Achieved 30% WER reduction, outperforming commercial solutions</w:t>
-      </w:r>
-    </w:p>
-    <w:p>
-      <w:pPr>
-        <w:pStyle w:val="ListBullet"/>
-      </w:pPr>
-      <w:r>
-        <w:t>Demonstrated effectiveness of systematic hyperparameter optimization</w:t>
-      </w:r>
-    </w:p>
-    <w:p>
-      <w:pPr>
-        <w:pStyle w:val="ListBullet"/>
-      </w:pPr>
-      <w:r>
-        <w:t>Proved feasibility of encoder freezing strategy for preserving acoustic knowledge</w:t>
-      </w:r>
-    </w:p>
-    <w:p>
-      <w:pPr>
-        <w:pStyle w:val="ListBullet"/>
-      </w:pPr>
-      <w:r>
-        <w:t>Only 3.19% of parameters trained (parameter-efficient)</w:t>
-      </w:r>
-    </w:p>
-    <w:p>
-      <w:pPr>
-        <w:pStyle w:val="ListBullet"/>
-      </w:pPr>
-      <w:r>
-        <w:t>95% loss reduction during training (from 4.28 to 0.21)</w:t>
-      </w:r>
-    </w:p>
-    <w:p>
-      <w:pPr>
-        <w:pStyle w:val="ListBullet"/>
-        <w:numPr>
-          <w:ilvl w:val="0"/>
-          <w:numId w:val="0"/>
-        </w:numPr>
-        <w:ind w:left="360"/>
-      </w:pPr>
-    </w:p>
-    <w:p>
-      <w:pPr>
         <w:pStyle w:val="Heading2"/>
       </w:pPr>
       <w:bookmarkStart w:id="34" w:name="_Toc224047071"/>
@@ -6347,24 +6574,33 @@
     </w:p>
     <w:p>
       <w:r>
-        <w:t>• Evaluation limited to technical tutorial domain</w:t>
-      </w:r>
-      <w:r>
         <w:br/>
-        <w:t>• Model trained on 3,000 samples (could benefit from more data)</w:t>
+        <w:t xml:space="preserve">• Model trained on </w:t>
+      </w:r>
+      <w:r>
+        <w:t>10</w:t>
+      </w:r>
+      <w:r>
+        <w:t>,000 samples (could benefit from more data)</w:t>
+      </w:r>
+      <w:r>
+        <w:t>.</w:t>
       </w:r>
       <w:r>
         <w:br/>
         <w:t>• Generalization to other Hinglish domains (conversational, news) not yet tested</w:t>
       </w:r>
+      <w:r>
+        <w:t>.</w:t>
+      </w:r>
     </w:p>
+    <w:p/>
     <w:p>
       <w:pPr>
         <w:pStyle w:val="Heading2"/>
       </w:pPr>
       <w:bookmarkStart w:id="35" w:name="_Toc224047072"/>
       <w:r>
-        <w:lastRenderedPageBreak/>
         <w:t>7.3 Future Work</w:t>
       </w:r>
       <w:bookmarkEnd w:id="35"/>
@@ -6374,7 +6610,13 @@
         <w:pStyle w:val="ListBullet"/>
       </w:pPr>
       <w:r>
-        <w:t>Scale training to 10,000+ samples (target WER &lt; 30%)</w:t>
+        <w:t xml:space="preserve">Scale training to </w:t>
+      </w:r>
+      <w:r>
+        <w:t>2</w:t>
+      </w:r>
+      <w:r>
+        <w:t>0,000+ samples (target WER &lt; 30%)</w:t>
       </w:r>
     </w:p>
     <w:p>
@@ -6432,15 +6674,7 @@
       </w:r>
       <w:proofErr w:type="spellEnd"/>
       <w:r>
-        <w:t>/</w:t>
-      </w:r>
-      <w:proofErr w:type="gramStart"/>
-      <w:r>
-        <w:t>hinglish-compressed</w:t>
-      </w:r>
-      <w:proofErr w:type="gramEnd"/>
-      <w:r>
-        <w:t xml:space="preserve"> on Hugging Face (https://huggingface.co/datasets/ujs/hinglish-compressed)</w:t>
+        <w:t>/hinglish-compressed on Hugging Face (https://huggingface.co/datasets/ujs/hinglish-compressed)</w:t>
       </w:r>
     </w:p>
     <w:p>

--- a/Projects/End-Project/SUBMISSION-10MAR26/Hinglish_ASR_Project_Report.docx
+++ b/Projects/End-Project/SUBMISSION-10MAR26/Hinglish_ASR_Project_Report.docx
@@ -3839,7 +3839,35 @@
         <w:rPr>
           <w:i/>
         </w:rPr>
-        <w:t xml:space="preserve">"लिबर ऑफिस impress में एक प्रस्तुति document बनाना और </w:t>
+        <w:t xml:space="preserve">"लिबर ऑफिस impress में एक प्रस्तुति document </w:t>
+      </w:r>
+      <w:proofErr w:type="spellStart"/>
+      <w:r>
+        <w:rPr>
+          <w:i/>
+        </w:rPr>
+        <w:t>बनाना</w:t>
+      </w:r>
+      <w:proofErr w:type="spellEnd"/>
+      <w:r>
+        <w:rPr>
+          <w:i/>
+        </w:rPr>
+        <w:t xml:space="preserve"> </w:t>
+      </w:r>
+      <w:proofErr w:type="spellStart"/>
+      <w:r>
+        <w:rPr>
+          <w:i/>
+        </w:rPr>
+        <w:t>और</w:t>
+      </w:r>
+      <w:proofErr w:type="spellEnd"/>
+      <w:r>
+        <w:rPr>
+          <w:i/>
+        </w:rPr>
+        <w:t xml:space="preserve"> </w:t>
       </w:r>
       <w:proofErr w:type="spellStart"/>
       <w:r>
@@ -4137,6 +4165,7 @@
           <w:tcPr>
             <w:cnfStyle w:val="001000000000" w:firstRow="0" w:lastRow="0" w:firstColumn="1" w:lastColumn="0" w:oddVBand="0" w:evenVBand="0" w:oddHBand="0" w:evenHBand="0" w:firstRowFirstColumn="0" w:firstRowLastColumn="0" w:lastRowFirstColumn="0" w:lastRowLastColumn="0"/>
             <w:tcW w:w="3120" w:type="dxa"/>
+            <w:shd w:val="clear" w:color="auto" w:fill="auto"/>
           </w:tcPr>
           <w:p>
             <w:r>
@@ -4147,6 +4176,7 @@
         <w:tc>
           <w:tcPr>
             <w:tcW w:w="3120" w:type="dxa"/>
+            <w:shd w:val="clear" w:color="auto" w:fill="auto"/>
           </w:tcPr>
           <w:p>
             <w:pPr>
@@ -4160,14 +4190,12 @@
         <w:tc>
           <w:tcPr>
             <w:tcW w:w="3120" w:type="dxa"/>
+            <w:shd w:val="clear" w:color="auto" w:fill="auto"/>
           </w:tcPr>
           <w:p>
             <w:pPr>
               <w:cnfStyle w:val="000000100000" w:firstRow="0" w:lastRow="0" w:firstColumn="0" w:lastColumn="0" w:oddVBand="0" w:evenVBand="0" w:oddHBand="1" w:evenHBand="0" w:firstRowFirstColumn="0" w:firstRowLastColumn="0" w:lastRowFirstColumn="0" w:lastRowLastColumn="0"/>
             </w:pPr>
-            <w:r>
-              <w:t>Unusable</w:t>
-            </w:r>
           </w:p>
         </w:tc>
       </w:tr>
@@ -4222,6 +4250,7 @@
           <w:tcPr>
             <w:cnfStyle w:val="001000000000" w:firstRow="0" w:lastRow="0" w:firstColumn="1" w:lastColumn="0" w:oddVBand="0" w:evenVBand="0" w:oddHBand="0" w:evenHBand="0" w:firstRowFirstColumn="0" w:firstRowLastColumn="0" w:lastRowFirstColumn="0" w:lastRowLastColumn="0"/>
             <w:tcW w:w="3120" w:type="dxa"/>
+            <w:shd w:val="clear" w:color="auto" w:fill="auto"/>
           </w:tcPr>
           <w:p>
             <w:r>
@@ -4232,6 +4261,7 @@
         <w:tc>
           <w:tcPr>
             <w:tcW w:w="3120" w:type="dxa"/>
+            <w:shd w:val="clear" w:color="auto" w:fill="auto"/>
           </w:tcPr>
           <w:p>
             <w:pPr>
@@ -4251,6 +4281,7 @@
         <w:tc>
           <w:tcPr>
             <w:tcW w:w="3120" w:type="dxa"/>
+            <w:shd w:val="clear" w:color="auto" w:fill="auto"/>
           </w:tcPr>
           <w:p>
             <w:pPr>
@@ -4315,7 +4346,7 @@
           </w:tcPr>
           <w:p>
             <w:r>
-              <w:t>sarvam-ai/saaras:v3</w:t>
+              <w:t>Gemini-2.5-flash</w:t>
             </w:r>
           </w:p>
         </w:tc>
@@ -4328,7 +4359,7 @@
               <w:cnfStyle w:val="000000100000" w:firstRow="0" w:lastRow="0" w:firstColumn="0" w:lastColumn="0" w:oddVBand="0" w:evenVBand="0" w:oddHBand="1" w:evenHBand="0" w:firstRowFirstColumn="0" w:firstRowLastColumn="0" w:lastRowFirstColumn="0" w:lastRowLastColumn="0"/>
             </w:pPr>
             <w:r>
-              <w:t>44.35%</w:t>
+              <w:t>60.67%</w:t>
             </w:r>
           </w:p>
         </w:tc>
@@ -4346,6 +4377,61 @@
           </w:p>
         </w:tc>
       </w:tr>
+      <w:tr>
+        <w:trPr>
+          <w:cnfStyle w:val="000000010000" w:firstRow="0" w:lastRow="0" w:firstColumn="0" w:lastColumn="0" w:oddVBand="0" w:evenVBand="0" w:oddHBand="0" w:evenHBand="1" w:firstRowFirstColumn="0" w:firstRowLastColumn="0" w:lastRowFirstColumn="0" w:lastRowLastColumn="0"/>
+        </w:trPr>
+        <w:tc>
+          <w:tcPr>
+            <w:cnfStyle w:val="001000000000" w:firstRow="0" w:lastRow="0" w:firstColumn="1" w:lastColumn="0" w:oddVBand="0" w:evenVBand="0" w:oddHBand="0" w:evenHBand="0" w:firstRowFirstColumn="0" w:firstRowLastColumn="0" w:lastRowFirstColumn="0" w:lastRowLastColumn="0"/>
+            <w:tcW w:w="3120" w:type="dxa"/>
+          </w:tcPr>
+          <w:p>
+            <w:proofErr w:type="spellStart"/>
+            <w:r>
+              <w:t>sarvam</w:t>
+            </w:r>
+            <w:proofErr w:type="spellEnd"/>
+            <w:r>
+              <w:t>-ai/</w:t>
+            </w:r>
+            <w:proofErr w:type="gramStart"/>
+            <w:r>
+              <w:t>saaras:v</w:t>
+            </w:r>
+            <w:proofErr w:type="gramEnd"/>
+            <w:r>
+              <w:t>3</w:t>
+            </w:r>
+          </w:p>
+        </w:tc>
+        <w:tc>
+          <w:tcPr>
+            <w:tcW w:w="3120" w:type="dxa"/>
+          </w:tcPr>
+          <w:p>
+            <w:pPr>
+              <w:cnfStyle w:val="000000010000" w:firstRow="0" w:lastRow="0" w:firstColumn="0" w:lastColumn="0" w:oddVBand="0" w:evenVBand="0" w:oddHBand="0" w:evenHBand="1" w:firstRowFirstColumn="0" w:firstRowLastColumn="0" w:lastRowFirstColumn="0" w:lastRowLastColumn="0"/>
+            </w:pPr>
+            <w:r>
+              <w:t>44.35%</w:t>
+            </w:r>
+          </w:p>
+        </w:tc>
+        <w:tc>
+          <w:tcPr>
+            <w:tcW w:w="3120" w:type="dxa"/>
+          </w:tcPr>
+          <w:p>
+            <w:pPr>
+              <w:cnfStyle w:val="000000010000" w:firstRow="0" w:lastRow="0" w:firstColumn="0" w:lastColumn="0" w:oddVBand="0" w:evenVBand="0" w:oddHBand="0" w:evenHBand="1" w:firstRowFirstColumn="0" w:firstRowLastColumn="0" w:lastRowFirstColumn="0" w:lastRowLastColumn="0"/>
+            </w:pPr>
+            <w:r>
+              <w:t>Commercial baseline</w:t>
+            </w:r>
+          </w:p>
+        </w:tc>
+      </w:tr>
     </w:tbl>
     <w:p>
       <w:pPr>
@@ -4575,6 +4661,9 @@
         <w:jc w:val="center"/>
       </w:pPr>
       <w:r>
+        <w:rPr>
+          <w:noProof/>
+        </w:rPr>
         <w:drawing>
           <wp:inline distT="0" distB="0" distL="0" distR="0" wp14:anchorId="1EF11C8E" wp14:editId="22E139CC">
             <wp:extent cx="5410478" cy="2190863"/>
@@ -4653,6 +4742,9 @@
         <w:jc w:val="center"/>
       </w:pPr>
       <w:r>
+        <w:rPr>
+          <w:noProof/>
+        </w:rPr>
         <w:drawing>
           <wp:inline distT="0" distB="0" distL="0" distR="0" wp14:anchorId="224806D6" wp14:editId="403B0606">
             <wp:extent cx="5448580" cy="2171812"/>
@@ -4833,7 +4925,15 @@
         <w:t xml:space="preserve">WER is the de-facto metric for speech recognition. </w:t>
       </w:r>
       <w:r>
-        <w:t>It calculates substitutions, insertions and deletions on the </w:t>
+        <w:t xml:space="preserve">It calculates substitutions, </w:t>
+      </w:r>
+      <w:proofErr w:type="gramStart"/>
+      <w:r>
+        <w:t>insertions</w:t>
+      </w:r>
+      <w:proofErr w:type="gramEnd"/>
+      <w:r>
+        <w:t xml:space="preserve"> and deletions on the </w:t>
       </w:r>
       <w:r>
         <w:rPr>
@@ -4950,8 +5050,13 @@
       <w:pPr>
         <w:ind w:left="360"/>
       </w:pPr>
-      <w:r>
-        <w:t xml:space="preserve">Let’s calculate by way of an example: </w:t>
+      <w:proofErr w:type="gramStart"/>
+      <w:r>
+        <w:t>Let’s</w:t>
+      </w:r>
+      <w:proofErr w:type="gramEnd"/>
+      <w:r>
+        <w:t xml:space="preserve"> calculate by way of an example: </w:t>
       </w:r>
     </w:p>
     <w:p>
@@ -5057,7 +5162,15 @@
         <w:ind w:left="360"/>
       </w:pPr>
       <w:r>
-        <w:t xml:space="preserve">And in terms of percentage, it’s 0.333 * 100 = 33.3% </w:t>
+        <w:t xml:space="preserve">And in terms of percentage, </w:t>
+      </w:r>
+      <w:proofErr w:type="gramStart"/>
+      <w:r>
+        <w:t>it’s</w:t>
+      </w:r>
+      <w:proofErr w:type="gramEnd"/>
+      <w:r>
+        <w:t xml:space="preserve"> 0.333 * 100 = 33.3% </w:t>
       </w:r>
     </w:p>
     <w:p>
@@ -5236,7 +5349,15 @@
         <w:t xml:space="preserve">we have 1 character substitution, 0 insertions, and 4 deletions. </w:t>
       </w:r>
       <w:r>
-        <w:t xml:space="preserve">Why 4 deletions because the whole word “mat” was absent and also taken into consideration the space before the word “mat”. </w:t>
+        <w:t xml:space="preserve">Why 4 deletions because the whole word “mat” was absent </w:t>
+      </w:r>
+      <w:proofErr w:type="gramStart"/>
+      <w:r>
+        <w:t>and also</w:t>
+      </w:r>
+      <w:proofErr w:type="gramEnd"/>
+      <w:r>
+        <w:t xml:space="preserve"> taken into consideration the space before the word “mat”. </w:t>
       </w:r>
       <w:r>
         <w:t>In total, we have 22 characters. </w:t>
@@ -5367,7 +5488,15 @@
         <w:t xml:space="preserve"> the spelling error much less.</w:t>
       </w:r>
       <w:r>
-        <w:t xml:space="preserve"> Thus we also reward the system for the partially correct prediction. </w:t>
+        <w:t xml:space="preserve"> </w:t>
+      </w:r>
+      <w:proofErr w:type="gramStart"/>
+      <w:r>
+        <w:t>Thus</w:t>
+      </w:r>
+      <w:proofErr w:type="gramEnd"/>
+      <w:r>
+        <w:t xml:space="preserve"> we also reward the system for the partially correct prediction. </w:t>
       </w:r>
     </w:p>
     <w:p/>
@@ -5474,6 +5603,7 @@
           <w:tcPr>
             <w:cnfStyle w:val="001000000000" w:firstRow="0" w:lastRow="0" w:firstColumn="1" w:lastColumn="0" w:oddVBand="0" w:evenVBand="0" w:oddHBand="0" w:evenHBand="0" w:firstRowFirstColumn="0" w:firstRowLastColumn="0" w:lastRowFirstColumn="0" w:lastRowLastColumn="0"/>
             <w:tcW w:w="2340" w:type="dxa"/>
+            <w:shd w:val="clear" w:color="auto" w:fill="auto"/>
           </w:tcPr>
           <w:p>
             <w:r>
@@ -5485,6 +5615,7 @@
         <w:tc>
           <w:tcPr>
             <w:tcW w:w="2340" w:type="dxa"/>
+            <w:shd w:val="clear" w:color="auto" w:fill="auto"/>
           </w:tcPr>
           <w:p>
             <w:pPr>
@@ -5501,6 +5632,7 @@
         <w:tc>
           <w:tcPr>
             <w:tcW w:w="2340" w:type="dxa"/>
+            <w:shd w:val="clear" w:color="auto" w:fill="auto"/>
           </w:tcPr>
           <w:p>
             <w:pPr>
@@ -5517,6 +5649,7 @@
         <w:tc>
           <w:tcPr>
             <w:tcW w:w="2340" w:type="dxa"/>
+            <w:shd w:val="clear" w:color="auto" w:fill="auto"/>
           </w:tcPr>
           <w:p>
             <w:pPr>
@@ -5600,7 +5733,15 @@
           </w:tcPr>
           <w:p>
             <w:r>
-              <w:t>Fine-tuned (LoRA, 4000 samples)</w:t>
+              <w:t>Fine-tuned (</w:t>
+            </w:r>
+            <w:proofErr w:type="spellStart"/>
+            <w:r>
+              <w:t>Optuna</w:t>
+            </w:r>
+            <w:proofErr w:type="spellEnd"/>
+            <w:r>
+              <w:t>-optimized)</w:t>
             </w:r>
           </w:p>
         </w:tc>
@@ -5613,7 +5754,13 @@
               <w:cnfStyle w:val="000000100000" w:firstRow="0" w:lastRow="0" w:firstColumn="0" w:lastColumn="0" w:oddVBand="0" w:evenVBand="0" w:oddHBand="1" w:evenHBand="0" w:firstRowFirstColumn="0" w:firstRowLastColumn="0" w:lastRowFirstColumn="0" w:lastRowLastColumn="0"/>
             </w:pPr>
             <w:r>
-              <w:t>42.28</w:t>
+              <w:t>36</w:t>
+            </w:r>
+            <w:r>
+              <w:t>.4</w:t>
+            </w:r>
+            <w:r>
+              <w:t>6</w:t>
             </w:r>
           </w:p>
         </w:tc>
@@ -5626,7 +5773,10 @@
               <w:cnfStyle w:val="000000100000" w:firstRow="0" w:lastRow="0" w:firstColumn="0" w:lastColumn="0" w:oddVBand="0" w:evenVBand="0" w:oddHBand="1" w:evenHBand="0" w:firstRowFirstColumn="0" w:firstRowLastColumn="0" w:lastRowFirstColumn="0" w:lastRowLastColumn="0"/>
             </w:pPr>
             <w:r>
-              <w:t>30.83</w:t>
+              <w:t>30.</w:t>
+            </w:r>
+            <w:r>
+              <w:t>94</w:t>
             </w:r>
           </w:p>
         </w:tc>
@@ -5637,82 +5787,6 @@
           <w:p>
             <w:pPr>
               <w:cnfStyle w:val="000000100000" w:firstRow="0" w:lastRow="0" w:firstColumn="0" w:lastColumn="0" w:oddVBand="0" w:evenVBand="0" w:oddHBand="1" w:evenHBand="0" w:firstRowFirstColumn="0" w:firstRowLastColumn="0" w:lastRowFirstColumn="0" w:lastRowLastColumn="0"/>
-            </w:pPr>
-            <w:r>
-              <w:t>-2</w:t>
-            </w:r>
-            <w:r>
-              <w:t>8</w:t>
-            </w:r>
-            <w:r>
-              <w:t>.</w:t>
-            </w:r>
-            <w:r>
-              <w:t>34</w:t>
-            </w:r>
-            <w:r>
-              <w:t>%</w:t>
-            </w:r>
-          </w:p>
-        </w:tc>
-      </w:tr>
-      <w:tr>
-        <w:trPr>
-          <w:cnfStyle w:val="000000010000" w:firstRow="0" w:lastRow="0" w:firstColumn="0" w:lastColumn="0" w:oddVBand="0" w:evenVBand="0" w:oddHBand="0" w:evenHBand="1" w:firstRowFirstColumn="0" w:firstRowLastColumn="0" w:lastRowFirstColumn="0" w:lastRowLastColumn="0"/>
-        </w:trPr>
-        <w:tc>
-          <w:tcPr>
-            <w:cnfStyle w:val="001000000000" w:firstRow="0" w:lastRow="0" w:firstColumn="1" w:lastColumn="0" w:oddVBand="0" w:evenVBand="0" w:oddHBand="0" w:evenHBand="0" w:firstRowFirstColumn="0" w:firstRowLastColumn="0" w:lastRowFirstColumn="0" w:lastRowLastColumn="0"/>
-            <w:tcW w:w="2340" w:type="dxa"/>
-          </w:tcPr>
-          <w:p>
-            <w:r>
-              <w:t>Fine-tuned (Optuna-optimized)</w:t>
-            </w:r>
-          </w:p>
-        </w:tc>
-        <w:tc>
-          <w:tcPr>
-            <w:tcW w:w="2340" w:type="dxa"/>
-          </w:tcPr>
-          <w:p>
-            <w:pPr>
-              <w:cnfStyle w:val="000000010000" w:firstRow="0" w:lastRow="0" w:firstColumn="0" w:lastColumn="0" w:oddVBand="0" w:evenVBand="0" w:oddHBand="0" w:evenHBand="1" w:firstRowFirstColumn="0" w:firstRowLastColumn="0" w:lastRowFirstColumn="0" w:lastRowLastColumn="0"/>
-            </w:pPr>
-            <w:r>
-              <w:t>36</w:t>
-            </w:r>
-            <w:r>
-              <w:t>.4</w:t>
-            </w:r>
-            <w:r>
-              <w:t>6</w:t>
-            </w:r>
-          </w:p>
-        </w:tc>
-        <w:tc>
-          <w:tcPr>
-            <w:tcW w:w="2340" w:type="dxa"/>
-          </w:tcPr>
-          <w:p>
-            <w:pPr>
-              <w:cnfStyle w:val="000000010000" w:firstRow="0" w:lastRow="0" w:firstColumn="0" w:lastColumn="0" w:oddVBand="0" w:evenVBand="0" w:oddHBand="0" w:evenHBand="1" w:firstRowFirstColumn="0" w:firstRowLastColumn="0" w:lastRowFirstColumn="0" w:lastRowLastColumn="0"/>
-            </w:pPr>
-            <w:r>
-              <w:t>30.</w:t>
-            </w:r>
-            <w:r>
-              <w:t>94</w:t>
-            </w:r>
-          </w:p>
-        </w:tc>
-        <w:tc>
-          <w:tcPr>
-            <w:tcW w:w="2340" w:type="dxa"/>
-          </w:tcPr>
-          <w:p>
-            <w:pPr>
-              <w:cnfStyle w:val="000000010000" w:firstRow="0" w:lastRow="0" w:firstColumn="0" w:lastColumn="0" w:oddVBand="0" w:evenVBand="0" w:oddHBand="0" w:evenHBand="1" w:firstRowFirstColumn="0" w:firstRowLastColumn="0" w:lastRowFirstColumn="0" w:lastRowLastColumn="0"/>
             </w:pPr>
             <w:r>
               <w:t>-3</w:t>
@@ -6108,13 +6182,13 @@
       </w:r>
       <w:r>
         <w:br/>
+        <w:t>Fine-tuned Model Analysis:</w:t>
+      </w:r>
+      <w:r>
+        <w:br/>
       </w:r>
       <w:r>
         <w:lastRenderedPageBreak/>
-        <w:t>Fine-tuned Model Analysis:</w:t>
-      </w:r>
-      <w:r>
-        <w:br/>
         <w:t>• Substitutions: ~</w:t>
       </w:r>
       <w:r>
@@ -6290,6 +6364,9 @@
         <w:jc w:val="center"/>
       </w:pPr>
       <w:r>
+        <w:rPr>
+          <w:noProof/>
+        </w:rPr>
         <w:drawing>
           <wp:inline distT="0" distB="0" distL="0" distR="0" wp14:anchorId="1E54BEEF" wp14:editId="342DA041">
             <wp:extent cx="5588287" cy="2190863"/>
@@ -6427,6 +6504,7 @@
       </w:pPr>
       <w:bookmarkStart w:id="32" w:name="_Toc224047069"/>
       <w:r>
+        <w:lastRenderedPageBreak/>
         <w:t>7. Conclusion</w:t>
       </w:r>
       <w:bookmarkEnd w:id="32"/>
@@ -6471,6 +6549,21 @@
         <w:t>% WER reduction, outperforming commercial solutions</w:t>
       </w:r>
       <w:r>
+        <w:t xml:space="preserve"> (</w:t>
+      </w:r>
+      <w:r>
+        <w:t>G</w:t>
+      </w:r>
+      <w:r>
+        <w:t xml:space="preserve">oogle </w:t>
+      </w:r>
+      <w:r>
+        <w:t>G</w:t>
+      </w:r>
+      <w:r>
+        <w:t>emini-2.5-flash)</w:t>
+      </w:r>
+      <w:r>
         <w:t>.</w:t>
       </w:r>
     </w:p>
@@ -6518,10 +6611,7 @@
         <w:t xml:space="preserve">% loss reduction during training </w:t>
       </w:r>
       <w:r>
-        <w:t>(</w:t>
-      </w:r>
-      <w:r>
-        <w:t>from 2.4100 to 0.3192)</w:t>
+        <w:t>(from 2.4100 to 0.3192)</w:t>
       </w:r>
       <w:r>
         <w:t>.</w:t>
@@ -6597,72 +6687,16 @@
     <w:p/>
     <w:p>
       <w:pPr>
-        <w:pStyle w:val="Heading2"/>
-      </w:pPr>
-      <w:bookmarkStart w:id="35" w:name="_Toc224047072"/>
-      <w:r>
-        <w:t>7.3 Future Work</w:t>
+        <w:pStyle w:val="Heading1"/>
+      </w:pPr>
+      <w:bookmarkStart w:id="35" w:name="_Toc224047073"/>
+      <w:r>
+        <w:t>8. References</w:t>
       </w:r>
       <w:bookmarkEnd w:id="35"/>
     </w:p>
     <w:p>
       <w:pPr>
-        <w:pStyle w:val="ListBullet"/>
-      </w:pPr>
-      <w:r>
-        <w:t xml:space="preserve">Scale training to </w:t>
-      </w:r>
-      <w:r>
-        <w:t>2</w:t>
-      </w:r>
-      <w:r>
-        <w:t>0,000+ samples (target WER &lt; 30%)</w:t>
-      </w:r>
-    </w:p>
-    <w:p>
-      <w:pPr>
-        <w:pStyle w:val="ListBullet"/>
-      </w:pPr>
-      <w:r>
-        <w:t>Experiment with Whisper-large-v3 architecture</w:t>
-      </w:r>
-    </w:p>
-    <w:p>
-      <w:pPr>
-        <w:pStyle w:val="ListBullet"/>
-      </w:pPr>
-      <w:r>
-        <w:t>Apply data augmentation techniques (speed perturbation, noise injection)</w:t>
-      </w:r>
-    </w:p>
-    <w:p>
-      <w:pPr>
-        <w:pStyle w:val="ListBullet"/>
-      </w:pPr>
-      <w:r>
-        <w:t>Test on diverse Hinglish domains (conversational, news, etc.)</w:t>
-      </w:r>
-    </w:p>
-    <w:p>
-      <w:pPr>
-        <w:pStyle w:val="ListBullet"/>
-      </w:pPr>
-      <w:r>
-        <w:t>Optimize for deployment (quantization, model distillation)</w:t>
-      </w:r>
-    </w:p>
-    <w:p>
-      <w:pPr>
-        <w:pStyle w:val="Heading1"/>
-      </w:pPr>
-      <w:bookmarkStart w:id="36" w:name="_Toc224047073"/>
-      <w:r>
-        <w:t>8. References</w:t>
-      </w:r>
-      <w:bookmarkEnd w:id="36"/>
-    </w:p>
-    <w:p>
-      <w:pPr>
         <w:pStyle w:val="ListNumber"/>
       </w:pPr>
       <w:r>
@@ -6674,7 +6708,15 @@
       </w:r>
       <w:proofErr w:type="spellEnd"/>
       <w:r>
-        <w:t>/hinglish-compressed on Hugging Face (https://huggingface.co/datasets/ujs/hinglish-compressed)</w:t>
+        <w:t>/</w:t>
+      </w:r>
+      <w:proofErr w:type="spellStart"/>
+      <w:r>
+        <w:t>hinglish</w:t>
+      </w:r>
+      <w:proofErr w:type="spellEnd"/>
+      <w:r>
+        <w:t>-compressed on Hugging Face (https://huggingface.co/datasets/ujs/hinglish-compressed)</w:t>
       </w:r>
     </w:p>
     <w:p>
